--- a/Articles/_экспортный_контроль/АКТ КВЭК (шаблон).docx
+++ b/Articles/_экспортный_контроль/АКТ КВЭК (шаблон).docx
@@ -1247,6 +1247,7 @@
     <w:p>
       <w:pPr>
         <w:spacing w:after="0"/>
+        <w:ind w:right="-1"/>
         <w:rPr>
           <w:rFonts w:ascii="Times New Roman" w:eastAsia="Times New Roman" w:hAnsi="Times New Roman"/>
           <w:sz w:val="24"/>
@@ -1287,8 +1288,25 @@
           <w:szCs w:val="24"/>
           <w:lang w:eastAsia="ru-RU"/>
         </w:rPr>
-        <w:tab/>
-        <w:t xml:space="preserve">                                                                     </w:t>
+        <w:t xml:space="preserve">                   </w:t>
+      </w:r>
+      <w:r>
+        <w:rPr>
+          <w:rFonts w:ascii="Times New Roman" w:eastAsia="Times New Roman" w:hAnsi="Times New Roman"/>
+          <w:sz w:val="24"/>
+          <w:szCs w:val="24"/>
+          <w:lang w:eastAsia="ru-RU"/>
+        </w:rPr>
+        <w:t xml:space="preserve">      </w:t>
+      </w:r>
+      <w:r>
+        <w:rPr>
+          <w:rFonts w:ascii="Times New Roman" w:eastAsia="Times New Roman" w:hAnsi="Times New Roman"/>
+          <w:sz w:val="24"/>
+          <w:szCs w:val="24"/>
+          <w:lang w:eastAsia="ru-RU"/>
+        </w:rPr>
+        <w:t xml:space="preserve">                                       </w:t>
       </w:r>
       <w:r>
         <w:rPr>
@@ -1315,11 +1333,46 @@
           <w:szCs w:val="24"/>
         </w:rPr>
         <w:t xml:space="preserve"> И.О. Фамилия</w:t>
+      </w:r>
+      <w:r>
+        <w:rPr>
+          <w:rFonts w:ascii="Times New Roman" w:eastAsia="Times New Roman" w:hAnsi="Times New Roman"/>
+          <w:sz w:val="24"/>
+          <w:szCs w:val="24"/>
+        </w:rPr>
+      </w:r>
+      <w:r>
+        <w:rPr>
+          <w:rFonts w:ascii="Times New Roman" w:eastAsia="Times New Roman" w:hAnsi="Times New Roman"/>
+          <w:sz w:val="24"/>
+          <w:szCs w:val="24"/>
+        </w:rPr>
+      </w:r>
+      <w:r>
+        <w:rPr>
+          <w:rFonts w:ascii="Times New Roman" w:eastAsia="Times New Roman" w:hAnsi="Times New Roman"/>
+          <w:sz w:val="24"/>
+          <w:szCs w:val="24"/>
+        </w:rPr>
+      </w:r>
+      <w:r>
+        <w:rPr>
+          <w:rFonts w:ascii="Times New Roman" w:eastAsia="Times New Roman" w:hAnsi="Times New Roman"/>
+          <w:sz w:val="24"/>
+          <w:szCs w:val="24"/>
+        </w:rPr>
+      </w:r>
+      <w:r>
+        <w:rPr>
+          <w:rFonts w:ascii="Times New Roman" w:eastAsia="Times New Roman" w:hAnsi="Times New Roman"/>
+          <w:sz w:val="24"/>
+          <w:szCs w:val="24"/>
+        </w:rPr>
       </w:r>
     </w:p>
     <w:p>
       <w:pPr>
-        <w:spacing w:after="0"/>
+        <w:spacing w:after="0" w:line="240" w:lineRule="auto"/>
         <w:rPr>
           <w:rFonts w:ascii="Times New Roman" w:eastAsia="Times New Roman" w:hAnsi="Times New Roman"/>
           <w:color w:val="767171"/>
@@ -1370,95 +1423,124 @@
         <w:spacing w:after="0"/>
         <w:rPr>
           <w:rFonts w:ascii="Times New Roman" w:eastAsia="Times New Roman" w:hAnsi="Times New Roman"/>
+          <w:sz w:val="24"/>
+          <w:szCs w:val="24"/>
+          <w:lang w:eastAsia="ru-RU"/>
+        </w:rPr>
+      </w:pPr>
+      <w:r>
+        <w:rPr>
+          <w:rFonts w:ascii="Times New Roman" w:eastAsia="Times New Roman" w:hAnsi="Times New Roman"/>
+          <w:sz w:val="24"/>
+          <w:szCs w:val="24"/>
+          <w:lang w:eastAsia="ru-RU"/>
+        </w:rPr>
+        <w:t>Исполнитель:</w:t>
+      </w:r>
+      <w:r>
+        <w:rPr>
+          <w:rFonts w:ascii="Times New Roman" w:eastAsia="Times New Roman" w:hAnsi="Times New Roman"/>
+          <w:sz w:val="24"/>
+          <w:szCs w:val="24"/>
+          <w:lang w:eastAsia="ru-RU"/>
+        </w:rPr>
+        <w:br/>
+      </w:r>
+      <w:r>
+        <w:rPr>
+          <w:rFonts w:ascii="Times New Roman" w:eastAsia="Times New Roman" w:hAnsi="Times New Roman"/>
+          <w:sz w:val="24"/>
+          <w:szCs w:val="24"/>
+        </w:rPr>
+        <w:t>должность</w:t>
+      </w:r>
+      <w:r>
+        <w:rPr>
+          <w:rFonts w:ascii="Times New Roman" w:eastAsia="Times New Roman" w:hAnsi="Times New Roman"/>
+          <w:sz w:val="24"/>
+          <w:szCs w:val="24"/>
+          <w:lang w:eastAsia="ru-RU"/>
+        </w:rPr>
+        <w:tab/>
+        <w:t xml:space="preserve">                                                                      __________________</w:t>
+      </w:r>
+      <w:r>
+        <w:rPr>
+          <w:rFonts w:ascii="Times New Roman" w:eastAsia="Times New Roman" w:hAnsi="Times New Roman"/>
+          <w:sz w:val="24"/>
+          <w:szCs w:val="24"/>
+        </w:rPr>
+        <w:t xml:space="preserve"> И.О. Фамилия</w:t>
+      </w:r>
+      <w:r>
+        <w:rPr>
+          <w:rFonts w:ascii="Times New Roman" w:eastAsia="Times New Roman" w:hAnsi="Times New Roman"/>
+          <w:sz w:val="24"/>
+          <w:szCs w:val="24"/>
+          <w:lang w:eastAsia="ru-RU"/>
+        </w:rPr>
+      </w:r>
+      <w:r>
+        <w:rPr>
+          <w:rFonts w:ascii="Times New Roman" w:eastAsia="Times New Roman" w:hAnsi="Times New Roman"/>
+          <w:sz w:val="24"/>
+          <w:szCs w:val="24"/>
+          <w:lang w:eastAsia="ru-RU"/>
+        </w:rPr>
+      </w:r>
+      <w:r>
+        <w:rPr>
+          <w:rFonts w:ascii="Times New Roman" w:eastAsia="Times New Roman" w:hAnsi="Times New Roman"/>
+          <w:sz w:val="24"/>
+          <w:szCs w:val="24"/>
+          <w:lang w:eastAsia="ru-RU"/>
+        </w:rPr>
+      </w:r>
+      <w:r>
+        <w:rPr>
+          <w:rFonts w:ascii="Times New Roman" w:eastAsia="Times New Roman" w:hAnsi="Times New Roman"/>
+          <w:sz w:val="24"/>
+          <w:szCs w:val="24"/>
+          <w:lang w:eastAsia="ru-RU"/>
+        </w:rPr>
+      </w:r>
+      <w:r>
+        <w:rPr>
+          <w:rFonts w:ascii="Times New Roman" w:eastAsia="Times New Roman" w:hAnsi="Times New Roman"/>
+          <w:sz w:val="24"/>
+          <w:szCs w:val="24"/>
+          <w:lang w:eastAsia="ru-RU"/>
+        </w:rPr>
+      </w:r>
+    </w:p>
+    <w:p>
+      <w:pPr>
+        <w:spacing w:after="0"/>
+        <w:rPr>
+          <w:rFonts w:ascii="Times New Roman" w:eastAsia="Times New Roman" w:hAnsi="Times New Roman"/>
           <w:color w:val="767171"/>
           <w:sz w:val="20"/>
           <w:szCs w:val="20"/>
         </w:rPr>
       </w:pPr>
-    </w:p>
-    <w:p>
-      <w:pPr>
-        <w:spacing w:after="0"/>
-        <w:rPr>
-          <w:rFonts w:ascii="Times New Roman" w:eastAsia="Times New Roman" w:hAnsi="Times New Roman"/>
-          <w:color w:val="767171"/>
-          <w:sz w:val="20"/>
-          <w:szCs w:val="20"/>
-        </w:rPr>
-      </w:pPr>
-      <w:r>
-        <w:rPr>
-          <w:rFonts w:ascii="Times New Roman" w:eastAsia="Times New Roman" w:hAnsi="Times New Roman"/>
-          <w:sz w:val="20"/>
-          <w:szCs w:val="20"/>
-        </w:rPr>
-        <w:br/>
-      </w:r>
-      <w:r>
-        <w:rPr>
-          <w:rFonts w:ascii="Times New Roman" w:eastAsia="Times New Roman" w:hAnsi="Times New Roman"/>
-          <w:sz w:val="24"/>
-          <w:szCs w:val="24"/>
-          <w:lang w:eastAsia="ru-RU"/>
-        </w:rPr>
-        <w:t xml:space="preserve">Исполнитель:  </w:t>
-      </w:r>
-      <w:r>
-        <w:rPr>
-          <w:rFonts w:ascii="Times New Roman" w:eastAsia="Times New Roman" w:hAnsi="Times New Roman"/>
-          <w:sz w:val="24"/>
-          <w:szCs w:val="24"/>
-          <w:lang w:eastAsia="ru-RU"/>
-        </w:rPr>
-        <w:t xml:space="preserve">                                                                 </w:t>
-      </w:r>
-      <w:r>
-        <w:rPr>
-          <w:rFonts w:ascii="Times New Roman" w:eastAsia="Times New Roman" w:hAnsi="Times New Roman"/>
-          <w:sz w:val="24"/>
-          <w:szCs w:val="24"/>
-          <w:lang w:eastAsia="ru-RU"/>
-        </w:rPr>
-        <w:t xml:space="preserve">  </w:t>
-      </w:r>
-      <w:r>
-        <w:rPr>
-          <w:rFonts w:ascii="Times New Roman" w:eastAsia="Times New Roman" w:hAnsi="Times New Roman"/>
-          <w:sz w:val="24"/>
-          <w:szCs w:val="24"/>
-          <w:lang w:eastAsia="ru-RU"/>
-        </w:rPr>
-        <w:t>___________________И.О. Фамилия</w:t>
-      </w:r>
-      <w:r>
-        <w:rPr>
-          <w:rFonts w:ascii="Times New Roman" w:hAnsi="Times New Roman"/>
-        </w:rPr>
-        <w:t xml:space="preserve"> </w:t>
-      </w:r>
-      <w:r>
-        <w:rPr>
-          <w:rFonts w:ascii="Times New Roman" w:hAnsi="Times New Roman"/>
-          <w:sz w:val="24"/>
-          <w:szCs w:val="24"/>
-        </w:rPr>
-        <w:t>должность</w:t>
-      </w:r>
-      <w:r>
-        <w:rPr>
-          <w:rFonts w:ascii="Times New Roman" w:hAnsi="Times New Roman"/>
-          <w:sz w:val="24"/>
-          <w:szCs w:val="24"/>
-        </w:rPr>
+      <w:r>
+        <w:rPr>
+          <w:rFonts w:ascii="Times New Roman" w:eastAsia="Times New Roman" w:hAnsi="Times New Roman"/>
+          <w:sz w:val="24"/>
+          <w:szCs w:val="24"/>
+          <w:lang w:eastAsia="ru-RU"/>
+        </w:rPr>
+        <w:tab/>
+      </w:r>
+      <w:r>
+        <w:rPr>
+          <w:rFonts w:ascii="Times New Roman" w:eastAsia="Times New Roman" w:hAnsi="Times New Roman"/>
+          <w:sz w:val="24"/>
+          <w:szCs w:val="24"/>
+          <w:lang w:eastAsia="ru-RU"/>
+        </w:rPr>
+        <w:tab/>
         <w:t xml:space="preserve">                                                                                 </w:t>
-      </w:r>
-      <w:r>
-        <w:rPr>
-          <w:rFonts w:ascii="Times New Roman" w:hAnsi="Times New Roman"/>
-          <w:sz w:val="24"/>
-          <w:szCs w:val="24"/>
-        </w:rPr>
-        <w:t xml:space="preserve">     </w:t>
       </w:r>
       <w:r>
         <w:rPr>
@@ -1484,149 +1566,130 @@
         <w:spacing w:after="0"/>
         <w:rPr>
           <w:rFonts w:ascii="Times New Roman" w:eastAsia="Times New Roman" w:hAnsi="Times New Roman"/>
+          <w:sz w:val="24"/>
+          <w:szCs w:val="24"/>
+          <w:lang w:eastAsia="ru-RU"/>
+        </w:rPr>
+      </w:pPr>
+      <w:r>
+        <w:rPr>
+          <w:rFonts w:ascii="Times New Roman" w:eastAsia="Times New Roman" w:hAnsi="Times New Roman"/>
+          <w:sz w:val="24"/>
+          <w:szCs w:val="24"/>
+          <w:lang w:eastAsia="ru-RU"/>
+        </w:rPr>
+        <w:t>СОГЛАСОВАНО:</w:t>
+      </w:r>
+      <w:r>
+        <w:rPr>
+          <w:rFonts w:ascii="Times New Roman" w:eastAsia="Times New Roman" w:hAnsi="Times New Roman"/>
+          <w:sz w:val="24"/>
+          <w:szCs w:val="24"/>
+          <w:lang w:eastAsia="ru-RU"/>
+        </w:rPr>
+        <w:br/>
+        <w:t>должность</w:t>
+      </w:r>
+      <w:r>
+        <w:rPr>
+          <w:rFonts w:ascii="Times New Roman" w:eastAsia="Times New Roman" w:hAnsi="Times New Roman"/>
+          <w:sz w:val="24"/>
+          <w:szCs w:val="24"/>
+          <w:lang w:eastAsia="ru-RU"/>
+        </w:rPr>
+        <w:tab/>
+        <w:t xml:space="preserve">                                                          __________________</w:t>
+      </w:r>
+      <w:r>
+        <w:rPr>
+          <w:rFonts w:ascii="Times New Roman" w:eastAsia="Times New Roman" w:hAnsi="Times New Roman"/>
+          <w:sz w:val="24"/>
+          <w:szCs w:val="24"/>
+        </w:rPr>
+        <w:t xml:space="preserve"> И.О. Фамилия</w:t>
+      </w:r>
+      <w:r>
+        <w:rPr>
+          <w:rFonts w:ascii="Times New Roman" w:eastAsia="Times New Roman" w:hAnsi="Times New Roman"/>
+          <w:sz w:val="24"/>
+          <w:szCs w:val="24"/>
+        </w:rPr>
+      </w:r>
+      <w:r>
+        <w:rPr>
+          <w:rFonts w:ascii="Times New Roman" w:eastAsia="Times New Roman" w:hAnsi="Times New Roman"/>
+          <w:sz w:val="24"/>
+          <w:szCs w:val="24"/>
+        </w:rPr>
+      </w:r>
+      <w:r>
+        <w:rPr>
+          <w:rFonts w:ascii="Times New Roman" w:eastAsia="Times New Roman" w:hAnsi="Times New Roman"/>
+          <w:sz w:val="24"/>
+          <w:szCs w:val="24"/>
+        </w:rPr>
+      </w:r>
+      <w:r>
+        <w:rPr>
+          <w:rFonts w:ascii="Times New Roman" w:eastAsia="Times New Roman" w:hAnsi="Times New Roman"/>
+          <w:sz w:val="24"/>
+          <w:szCs w:val="24"/>
+        </w:rPr>
+      </w:r>
+      <w:r>
+        <w:rPr>
+          <w:rFonts w:ascii="Times New Roman" w:eastAsia="Times New Roman" w:hAnsi="Times New Roman"/>
+          <w:sz w:val="24"/>
+          <w:szCs w:val="24"/>
+        </w:rPr>
+      </w:r>
+    </w:p>
+    <w:p>
+      <w:pPr>
+        <w:spacing w:after="0"/>
+        <w:rPr>
+          <w:rFonts w:ascii="Times New Roman" w:eastAsia="Times New Roman" w:hAnsi="Times New Roman"/>
+          <w:color w:val="767171"/>
           <w:sz w:val="20"/>
           <w:szCs w:val="20"/>
-          <w:lang w:eastAsia="ru-RU"/>
-        </w:rPr>
-      </w:pPr>
-    </w:p>
-    <w:p>
-      <w:pPr>
-        <w:spacing w:after="0"/>
-        <w:rPr>
-          <w:rFonts w:ascii="Times New Roman" w:eastAsia="Times New Roman" w:hAnsi="Times New Roman"/>
+        </w:rPr>
+      </w:pPr>
+      <w:r>
+        <w:rPr>
+          <w:rFonts w:ascii="Times New Roman" w:eastAsia="Times New Roman" w:hAnsi="Times New Roman"/>
+          <w:sz w:val="24"/>
+          <w:szCs w:val="24"/>
+          <w:lang w:eastAsia="ru-RU"/>
+        </w:rPr>
+        <w:tab/>
+      </w:r>
+      <w:r>
+        <w:rPr>
+          <w:rFonts w:ascii="Times New Roman" w:eastAsia="Times New Roman" w:hAnsi="Times New Roman"/>
+          <w:sz w:val="24"/>
+          <w:szCs w:val="24"/>
+          <w:lang w:eastAsia="ru-RU"/>
+        </w:rPr>
+        <w:tab/>
+        <w:t xml:space="preserve">                                                                                 </w:t>
+      </w:r>
+      <w:r>
+        <w:rPr>
+          <w:rFonts w:ascii="Times New Roman" w:hAnsi="Times New Roman"/>
+          <w:color w:val="767171"/>
           <w:sz w:val="20"/>
           <w:szCs w:val="20"/>
-          <w:lang w:eastAsia="ru-RU"/>
-        </w:rPr>
-      </w:pPr>
-    </w:p>
-    <w:p>
-      <w:pPr>
-        <w:spacing w:after="0"/>
-        <w:rPr>
-          <w:rFonts w:ascii="Times New Roman" w:eastAsia="Times New Roman" w:hAnsi="Times New Roman"/>
+        </w:rPr>
+        <w:t>(</w:t>
+      </w:r>
+      <w:r>
+        <w:rPr>
+          <w:rFonts w:ascii="Times New Roman" w:eastAsia="Times New Roman" w:hAnsi="Times New Roman"/>
+          <w:color w:val="767171"/>
           <w:sz w:val="20"/>
           <w:szCs w:val="20"/>
-          <w:lang w:eastAsia="ru-RU"/>
-        </w:rPr>
-      </w:pPr>
-    </w:p>
-    <w:p>
-      <w:pPr>
-        <w:spacing w:after="0"/>
-        <w:rPr>
-          <w:rFonts w:ascii="Times New Roman" w:eastAsia="Times New Roman" w:hAnsi="Times New Roman"/>
-          <w:sz w:val="20"/>
-          <w:szCs w:val="20"/>
-          <w:lang w:eastAsia="ru-RU"/>
-        </w:rPr>
-      </w:pPr>
-    </w:p>
-    <w:p>
-      <w:pPr>
-        <w:spacing w:after="0"/>
-        <w:rPr>
-          <w:rFonts w:ascii="Times New Roman" w:eastAsia="Times New Roman" w:hAnsi="Times New Roman"/>
-          <w:sz w:val="20"/>
-          <w:szCs w:val="20"/>
-          <w:lang w:eastAsia="ru-RU"/>
-        </w:rPr>
-      </w:pPr>
-    </w:p>
-    <w:p>
-      <w:pPr>
-        <w:spacing w:after="0"/>
-        <w:rPr>
-          <w:rFonts w:ascii="Times New Roman" w:eastAsia="Times New Roman" w:hAnsi="Times New Roman"/>
-          <w:sz w:val="20"/>
-          <w:szCs w:val="20"/>
-          <w:lang w:eastAsia="ru-RU"/>
-        </w:rPr>
-      </w:pPr>
-    </w:p>
-    <w:p>
-      <w:pPr>
-        <w:spacing w:after="167" w:line="268" w:lineRule="atLeast"/>
-        <w:rPr>
-          <w:rFonts w:ascii="Times New Roman" w:eastAsia="Times New Roman" w:hAnsi="Times New Roman"/>
-          <w:sz w:val="24"/>
-          <w:szCs w:val="24"/>
-          <w:lang w:eastAsia="ru-RU"/>
-        </w:rPr>
-      </w:pPr>
-      <w:r>
-        <w:rPr>
-          <w:rFonts w:ascii="Times New Roman" w:eastAsia="Times New Roman" w:hAnsi="Times New Roman"/>
-          <w:sz w:val="24"/>
-          <w:szCs w:val="24"/>
-          <w:lang w:eastAsia="ru-RU"/>
-        </w:rPr>
-        <w:t>СОГЛАСОВАНО:</w:t>
-      </w:r>
-      <w:r>
-        <w:rPr>
-          <w:rFonts w:ascii="Times New Roman" w:eastAsia="Times New Roman" w:hAnsi="Times New Roman"/>
-          <w:sz w:val="24"/>
-          <w:szCs w:val="24"/>
-          <w:lang w:eastAsia="ru-RU"/>
-        </w:rPr>
-        <w:br/>
-      </w:r>
-      <w:r>
-        <w:rPr>
-          <w:rFonts w:ascii="Times New Roman" w:eastAsia="Times New Roman" w:hAnsi="Times New Roman"/>
-          <w:sz w:val="24"/>
-          <w:szCs w:val="24"/>
-          <w:lang w:eastAsia="ru-RU"/>
-        </w:rPr>
-        <w:t xml:space="preserve">Руководитель структурного подразделения    </w:t>
-      </w:r>
-      <w:r>
-        <w:rPr>
-          <w:rFonts w:ascii="Times New Roman" w:eastAsia="Times New Roman" w:hAnsi="Times New Roman"/>
-          <w:sz w:val="24"/>
-          <w:szCs w:val="24"/>
-          <w:lang w:eastAsia="ru-RU"/>
-        </w:rPr>
-        <w:br/>
-      </w:r>
-      <w:r>
-        <w:rPr>
-          <w:rFonts w:ascii="Times New Roman" w:eastAsia="Times New Roman" w:hAnsi="Times New Roman"/>
-          <w:sz w:val="24"/>
-          <w:szCs w:val="24"/>
-          <w:lang w:eastAsia="ru-RU"/>
-        </w:rPr>
-        <w:t>(</w:t>
-      </w:r>
-      <w:r>
-        <w:rPr>
-          <w:rFonts w:ascii="Times New Roman" w:eastAsia="Times New Roman" w:hAnsi="Times New Roman"/>
-          <w:sz w:val="24"/>
-          <w:szCs w:val="24"/>
-          <w:lang w:eastAsia="ru-RU"/>
-        </w:rPr>
-        <w:t>должность)</w:t>
-      </w:r>
-      <w:r>
-        <w:rPr>
-          <w:rFonts w:ascii="Times New Roman" w:eastAsia="Times New Roman" w:hAnsi="Times New Roman"/>
-          <w:sz w:val="24"/>
-          <w:szCs w:val="24"/>
-          <w:lang w:eastAsia="ru-RU"/>
-        </w:rPr>
-        <w:br/>
-        <w:t>_________________</w:t>
-      </w:r>
-      <w:r>
-        <w:rPr>
-          <w:rFonts w:ascii="Times New Roman" w:eastAsia="Times New Roman" w:hAnsi="Times New Roman"/>
-          <w:sz w:val="24"/>
-          <w:szCs w:val="24"/>
-          <w:lang w:eastAsia="ru-RU"/>
-        </w:rPr>
-        <w:t xml:space="preserve"> И.О. Фамилия</w:t>
+        </w:rPr>
+        <w:t>подпись)</w:t>
       </w:r>
     </w:p>
     <w:p>
